--- a/assets/Resume-Teni-Ajetomobi-P.docx
+++ b/assets/Resume-Teni-Ajetomobi-P.docx
@@ -23,27 +23,63 @@
         <w:spacing w:after="30"/>
         <w:jc w:val="center"/>
       </w:pPr>
+      <w:proofErr w:type="gramStart"/>
       <w:r>
         <w:rPr>
           <w:color w:val="555555"/>
           <w:sz w:val="18"/>
           <w:szCs w:val="18"/>
         </w:rPr>
-        <w:t>ajetomobiteniola@gmail.com  •  +1 437 676 2940  •  Fredericton, NB</w:t>
-      </w:r>
-    </w:p>
-    <w:p>
-      <w:pPr>
-        <w:spacing w:after="120"/>
-        <w:jc w:val="center"/>
-      </w:pPr>
+        <w:t>ajetomobiteniola@gmail.com  •</w:t>
+      </w:r>
+      <w:proofErr w:type="gramEnd"/>
       <w:r>
         <w:rPr>
           <w:color w:val="555555"/>
           <w:sz w:val="18"/>
           <w:szCs w:val="18"/>
         </w:rPr>
-        <w:t>linkedin.com/in/oluwateniolaajetomobi-353924203  •  teniajet-webfolio.vercel.app</w:t>
+        <w:t xml:space="preserve">  +1 437 676 2940  •  </w:t>
+      </w:r>
+      <w:r>
+        <w:rPr>
+          <w:color w:val="555555"/>
+          <w:sz w:val="18"/>
+          <w:szCs w:val="18"/>
+        </w:rPr>
+        <w:t>Toronto, Ontario</w:t>
+      </w:r>
+    </w:p>
+    <w:p>
+      <w:pPr>
+        <w:spacing w:after="120"/>
+        <w:jc w:val="center"/>
+      </w:pPr>
+      <w:r>
+        <w:rPr>
+          <w:color w:val="555555"/>
+          <w:sz w:val="18"/>
+          <w:szCs w:val="18"/>
+        </w:rPr>
+        <w:t>linkedin.com/in/oluwateniolaajetomobi-</w:t>
+      </w:r>
+      <w:proofErr w:type="gramStart"/>
+      <w:r>
+        <w:rPr>
+          <w:color w:val="555555"/>
+          <w:sz w:val="18"/>
+          <w:szCs w:val="18"/>
+        </w:rPr>
+        <w:t>353924203  •</w:t>
+      </w:r>
+      <w:proofErr w:type="gramEnd"/>
+      <w:r>
+        <w:rPr>
+          <w:color w:val="555555"/>
+          <w:sz w:val="18"/>
+          <w:szCs w:val="18"/>
+        </w:rPr>
+        <w:t xml:space="preserve">  teniajet-webfolio.vercel.app</w:t>
       </w:r>
     </w:p>
     <w:p>
@@ -157,6 +193,8 @@
         </w:rPr>
         <w:t>Built an AI-powered HR recruitment platform end-to-end using React.js, TypeScript, Next.js, and FastAPI, contributing across the full stack from UI to backend services.</w:t>
       </w:r>
+      <w:bookmarkStart w:id="0" w:name="_GoBack"/>
+      <w:bookmarkEnd w:id="0"/>
     </w:p>
     <w:p>
       <w:pPr>
@@ -579,8 +617,6 @@
         </w:rPr>
         <w:t>Sep 2025</w:t>
       </w:r>
-      <w:bookmarkStart w:id="0" w:name="_GoBack"/>
-      <w:bookmarkEnd w:id="0"/>
       <w:r>
         <w:rPr>
           <w:color w:val="555555"/>
